--- a/odevler/dosyalar/10.docx
+++ b/odevler/dosyalar/10.docx
@@ -535,6 +535,7 @@
       <w:pPr>
         <w:widowControl w:val="0"/>
         <w:spacing w:before="240" w:after="240" w:line="360" w:lineRule="auto"/>
+        <w:ind w:firstLine="720"/>
         <w:jc w:val="both"/>
         <w:rPr>
           <w:color w:val="111827"/>
@@ -581,6 +582,7 @@
       <w:pPr>
         <w:widowControl w:val="0"/>
         <w:spacing w:before="240" w:after="240" w:line="360" w:lineRule="auto"/>
+        <w:ind w:firstLine="720"/>
         <w:jc w:val="both"/>
         <w:rPr>
           <w:color w:val="111827"/>
@@ -638,7 +640,7 @@
           <w:sz w:val="24"/>
           <w:szCs w:val="24"/>
         </w:rPr>
-        <w:t xml:space="preserve">000 düzeyinde anlamlı fark bulunmuştur. Bu bulgu, ölçeğin "kaygısı yüksek olan öğrenci" ile "kaygısı düşük olan öğrenciyi" istatistiksel olarak kesin bir </w:t>
+        <w:t xml:space="preserve">000 düzeyinde anlamlı fark bulunmuştur. Bu bulgu, ölçeğin "kaygısı yüksek olan öğrenci" ile "kaygısı düşük olan öğrenciyi" </w:t>
       </w:r>
       <w:r>
         <w:rPr>
@@ -647,7 +649,7 @@
           <w:szCs w:val="24"/>
         </w:rPr>
         <w:lastRenderedPageBreak/>
-        <w:t>biçimde ayırt edebildiğini doğrulamıştır. Üçüncü olarak da faktörler arası ilişkiler (</w:t>
+        <w:t>istatistiksel olarak kesin bir biçimde ayırt edebildiğini doğrulamıştır. Üçüncü olarak da faktörler arası ilişkiler (</w:t>
       </w:r>
       <w:proofErr w:type="spellStart"/>
       <w:r>
@@ -690,6 +692,7 @@
       <w:pPr>
         <w:widowControl w:val="0"/>
         <w:spacing w:before="240" w:after="240" w:line="360" w:lineRule="auto"/>
+        <w:ind w:firstLine="720"/>
         <w:jc w:val="both"/>
         <w:rPr>
           <w:color w:val="111827"/>
@@ -785,37 +788,7 @@
           <w:szCs w:val="24"/>
           <w:lang w:val="tr-TR"/>
         </w:rPr>
-        <w:t xml:space="preserve">Araştırma, konuşma kaygısı literatüründe ağırlıklı olarak yabancı dil ya da ana dili öğrenenlere odaklanan çalışmaları, miras dil konuşucuları gibi özgün ve ihmal edilmiş bir hedef kitleye taşıyarak önemli bir boşluğu doldurmaktadır. “Miras dil” kavramının ulusötesi kimlik, iki dillilik ve dil kaybı gibi temalarla ilişkilendirilmesi, </w:t>
-      </w:r>
-      <w:r>
-        <w:rPr>
-          <w:bCs/>
-          <w:sz w:val="24"/>
-          <w:szCs w:val="24"/>
-          <w:lang w:val="tr-TR"/>
-        </w:rPr>
-        <w:lastRenderedPageBreak/>
-        <w:t xml:space="preserve">çalışmanın yalnızca ölçme aracı geliştiren teknik bir araştırma olmanın ötesine geçmesini sağlamış; kuramsal çerçeveye </w:t>
-      </w:r>
-      <w:proofErr w:type="spellStart"/>
-      <w:r>
-        <w:rPr>
-          <w:bCs/>
-          <w:sz w:val="24"/>
-          <w:szCs w:val="24"/>
-          <w:lang w:val="tr-TR"/>
-        </w:rPr>
-        <w:t>sosyodilbilimsel</w:t>
-      </w:r>
-      <w:proofErr w:type="spellEnd"/>
-      <w:r>
-        <w:rPr>
-          <w:bCs/>
-          <w:sz w:val="24"/>
-          <w:szCs w:val="24"/>
-          <w:lang w:val="tr-TR"/>
-        </w:rPr>
-        <w:t xml:space="preserve"> ve sosyokültürel bir derinlik kazandırmıştır. Bu yönüyle çalışma, miras dil konuşucularının dilsel deneyimlerini tek boyutlu bir yeterlik meselesi olarak değil, çok katmanlı bir kimlik ve kullanım pratiği olarak ele alan güncel yaklaşımlarla tutarlı bir duruş sergilemektedir.</w:t>
+        <w:t xml:space="preserve">Araştırma, konuşma kaygısı literatüründe ağırlıklı olarak yabancı dil ya da ana dili öğrenenlere odaklanan çalışmaları, miras dil konuşucuları gibi özgün ve ihmal edilmiş bir hedef kitleye taşıyarak önemli bir boşluğu doldurmaktadır. </w:t>
       </w:r>
     </w:p>
     <w:p>
@@ -840,7 +813,17 @@
           <w:szCs w:val="24"/>
           <w:lang w:val="tr-TR"/>
         </w:rPr>
-        <w:t xml:space="preserve">Metodolojik açıdan bakıldığında, araştırmacıların K-12 düzeyindeki çocukların bilişsel gelişim özelliklerini gözeterek ölçekte 5’li </w:t>
+        <w:lastRenderedPageBreak/>
+        <w:tab/>
+      </w:r>
+      <w:r>
+        <w:rPr>
+          <w:bCs/>
+          <w:sz w:val="24"/>
+          <w:szCs w:val="24"/>
+          <w:lang w:val="tr-TR"/>
+        </w:rPr>
+        <w:t xml:space="preserve">“Miras dil” kavramının ulusötesi kimlik, iki dillilik ve dil kaybı gibi temalarla ilişkilendirilmesi, çalışmanın yalnızca ölçme aracı geliştiren teknik bir araştırma olmanın ötesine geçmesini sağlamış; kuramsal çerçeveye </w:t>
       </w:r>
       <w:proofErr w:type="spellStart"/>
       <w:r>
@@ -850,7 +833,7 @@
           <w:szCs w:val="24"/>
           <w:lang w:val="tr-TR"/>
         </w:rPr>
-        <w:t>Likert</w:t>
+        <w:t>sosyodilbilimsel</w:t>
       </w:r>
       <w:proofErr w:type="spellEnd"/>
       <w:r>
@@ -860,27 +843,7 @@
           <w:szCs w:val="24"/>
           <w:lang w:val="tr-TR"/>
         </w:rPr>
-        <w:t xml:space="preserve"> yapısı yerine 3’lü bir derecelendirme kullanmaları, ölçme aracının anlaşılırlığını ve geçerliğini korumaya yönelik son derece bilinçli ve yerinde bir tercih olarak öne çıkmaktadır. Ayrıca, ölçeğe eklenen Almanca açıklamaların çeviri–geri çeviri (</w:t>
-      </w:r>
-      <w:proofErr w:type="spellStart"/>
-      <w:r>
-        <w:rPr>
-          <w:bCs/>
-          <w:sz w:val="24"/>
-          <w:szCs w:val="24"/>
-          <w:lang w:val="tr-TR"/>
-        </w:rPr>
-        <w:t>back-translation</w:t>
-      </w:r>
-      <w:proofErr w:type="spellEnd"/>
-      <w:r>
-        <w:rPr>
-          <w:bCs/>
-          <w:sz w:val="24"/>
-          <w:szCs w:val="24"/>
-          <w:lang w:val="tr-TR"/>
-        </w:rPr>
-        <w:t>) yöntemiyle hazırlanmış olması, çok dilli bağlamdan kaynaklanabilecek anlam kaymalarını en aza indirerek ölçüm hatası riskini düşürmüştür. Bu yaklaşım, miras dil araştırmalarında sıklıkla göz ardı edilen dilsel aracı değişkenlere karşı metodolojik bir hassasiyet sergilemektedir.</w:t>
+        <w:t xml:space="preserve"> ve sosyokültürel bir derinlik kazandırmıştır. Bu yönüyle çalışma, miras dil konuşucularının dilsel deneyimlerini tek boyutlu bir yeterlik meselesi olarak değil, çok katmanlı bir kimlik ve kullanım pratiği olarak ele alan güncel yaklaşımlarla tutarlı bir duruş sergilemektedir.</w:t>
       </w:r>
     </w:p>
     <w:p>
@@ -905,7 +868,56 @@
           <w:szCs w:val="24"/>
           <w:lang w:val="tr-TR"/>
         </w:rPr>
-        <w:t>İstatistiksel bulgular, geliştirilen ölçeğin hem geçerlik hem de güvenirlik açısından güçlü bir yapıya sahip olduğunu göstermektedir. Keşfedici faktör analizi sonucunda ortaya çıkan ve sınıf dışı kaygı, sınıf içi kaygı ile konuşmada rahatlık boyutlarından oluşan üç faktörlü, 22 maddelik yapı, toplam varyansın %51,10’unu açıklayarak yapının temsil gücünü ortaya koymaktadır. KMO değerinin ,935 gibi mükemmel düzeyde olması, veri setinin faktör analizine son derece uygun olduğunu teyit etmektedir. Güvenirlik analizlerinde elde edilen yüksek Cronbach Alfa katsayısı ve kabul edilebilir sınırların üzerindeki kompozit güvenirlik değerleri, ölçeğin tutarlı ve kararlı ölçümler sunduğunu göstermektedir. Doğrulayıcı faktör analizine ilişkin uyum indeksleri de kuramsal modelin veriyle kabul edilebilir düzeyde örtüştüğünü doğrulamakta ve geliştirilen yapının istatistiksel olarak sağlam temellere dayandığını ortaya koymaktadır.</w:t>
+        <w:tab/>
+      </w:r>
+      <w:r>
+        <w:rPr>
+          <w:bCs/>
+          <w:sz w:val="24"/>
+          <w:szCs w:val="24"/>
+          <w:lang w:val="tr-TR"/>
+        </w:rPr>
+        <w:t xml:space="preserve">Metodolojik açıdan bakıldığında, araştırmacıların K-12 düzeyindeki çocukların bilişsel gelişim özelliklerini gözeterek ölçekte 5’li </w:t>
+      </w:r>
+      <w:proofErr w:type="spellStart"/>
+      <w:r>
+        <w:rPr>
+          <w:bCs/>
+          <w:sz w:val="24"/>
+          <w:szCs w:val="24"/>
+          <w:lang w:val="tr-TR"/>
+        </w:rPr>
+        <w:t>Likert</w:t>
+      </w:r>
+      <w:proofErr w:type="spellEnd"/>
+      <w:r>
+        <w:rPr>
+          <w:bCs/>
+          <w:sz w:val="24"/>
+          <w:szCs w:val="24"/>
+          <w:lang w:val="tr-TR"/>
+        </w:rPr>
+        <w:t xml:space="preserve"> yapısı yerine 3’lü bir derecelendirme kullanmaları, ölçme aracının anlaşılırlığını ve geçerliğini korumaya yönelik son derece bilinçli ve yerinde bir tercih olarak öne çıkmaktadır. Ayrıca, ölçeğe eklenen Almanca açıklamaların çeviri–geri çeviri (</w:t>
+      </w:r>
+      <w:proofErr w:type="spellStart"/>
+      <w:r>
+        <w:rPr>
+          <w:bCs/>
+          <w:sz w:val="24"/>
+          <w:szCs w:val="24"/>
+          <w:lang w:val="tr-TR"/>
+        </w:rPr>
+        <w:t>back-translation</w:t>
+      </w:r>
+      <w:proofErr w:type="spellEnd"/>
+      <w:r>
+        <w:rPr>
+          <w:bCs/>
+          <w:sz w:val="24"/>
+          <w:szCs w:val="24"/>
+          <w:lang w:val="tr-TR"/>
+        </w:rPr>
+        <w:t>) yöntemiyle hazırlanmış olması, çok dilli bağlamdan kaynaklanabilecek anlam kaymalarını en aza indirerek ölçüm hatası riskini düşürmüştür. Bu yaklaşım, miras dil araştırmalarında sıklıkla göz ardı edilen dilsel aracı değişkenlere karşı metodolojik bir hassasiyet sergilemektedir.</w:t>
       </w:r>
     </w:p>
     <w:p>
@@ -930,7 +942,7 @@
           <w:szCs w:val="24"/>
           <w:lang w:val="tr-TR"/>
         </w:rPr>
-        <w:t xml:space="preserve">Bununla birlikte, çalışmanın bazı sınırlılıkları da bulunmaktadır. Örneklemin yalnızca Almanya’daki ve MEB bünyesinde yürütülen kurslarla sınırlı olması, ölçeğin farklı ülke bağlamlarında ya da farklı kurumsal yapılarda öğrenim gören Türk çocuklarına genellenebilirliğini kısıtlamaktadır. Ayrıca, cinsiyet, yaş ya da sosyoekonomik düzey gibi demografik değişkenlerle ölçek puanları arasındaki ilişkilerin analiz edilmemiş olması, aracın farklı alt gruplardaki işleyişine dair daha ayrıntılı çıkarımlar yapılmasını engellemektedir. Buna rağmen araştırma, miras dil olarak Türkçe öğretimi alanında </w:t>
+        <w:tab/>
       </w:r>
       <w:r>
         <w:rPr>
@@ -939,8 +951,51 @@
           <w:szCs w:val="24"/>
           <w:lang w:val="tr-TR"/>
         </w:rPr>
+        <w:t>İstatistiksel bulgular, geliştirilen ölçeğin hem geçerlik hem de güvenirlik açısından güçlü bir yapıya sahip olduğunu göstermektedir. Keşfedici faktör analizi sonucunda ortaya çıkan ve sınıf dışı kaygı, sınıf içi kaygı ile konuşmada rahatlık boyutlarından oluşan üç faktörlü, 22 maddelik yapı, toplam varyansın %51,10’unu açıklayarak yapının temsil gücünü ortaya koymaktadır. KMO değerinin ,935 gibi mükemmel düzeyde olması, veri setinin faktör analizine son derece uygun olduğunu teyit etmektedir. Güvenirlik analizlerinde elde edilen yüksek Cronbach Alfa katsayısı ve kabul edilebilir sınırların üzerindeki kompozit güvenirlik değerleri, ölçeğin tutarlı ve kararlı ölçümler sunduğunu göstermektedir. Doğrulayıcı faktör analizine ilişkin uyum indeksleri de kuramsal modelin veriyle kabul edilebilir düzeyde örtüştüğünü doğrulamakta ve geliştirilen yapının istatistiksel olarak sağlam temellere dayandığını ortaya koymaktadır.</w:t>
+      </w:r>
+    </w:p>
+    <w:p>
+      <w:pPr>
+        <w:widowControl w:val="0"/>
+        <w:tabs>
+          <w:tab w:val="num" w:pos="720"/>
+        </w:tabs>
+        <w:spacing w:before="240" w:after="240" w:line="360" w:lineRule="auto"/>
+        <w:jc w:val="both"/>
+        <w:rPr>
+          <w:bCs/>
+          <w:sz w:val="24"/>
+          <w:szCs w:val="24"/>
+          <w:lang w:val="tr-TR"/>
+        </w:rPr>
+      </w:pPr>
+      <w:r>
+        <w:rPr>
+          <w:bCs/>
+          <w:sz w:val="24"/>
+          <w:szCs w:val="24"/>
+          <w:lang w:val="tr-TR"/>
+        </w:rPr>
+        <w:tab/>
+      </w:r>
+      <w:r>
+        <w:rPr>
+          <w:bCs/>
+          <w:sz w:val="24"/>
+          <w:szCs w:val="24"/>
+          <w:lang w:val="tr-TR"/>
+        </w:rPr>
+        <w:t xml:space="preserve">Bununla birlikte, çalışmanın bazı sınırlılıkları da bulunmaktadır. Örneklemin yalnızca Almanya’daki ve MEB bünyesinde yürütülen kurslarla sınırlı olması, ölçeğin farklı ülke bağlamlarında ya da farklı kurumsal yapılarda öğrenim gören Türk çocuklarına genellenebilirliğini kısıtlamaktadır. Ayrıca, cinsiyet, yaş ya da </w:t>
+      </w:r>
+      <w:r>
+        <w:rPr>
+          <w:bCs/>
+          <w:sz w:val="24"/>
+          <w:szCs w:val="24"/>
+          <w:lang w:val="tr-TR"/>
+        </w:rPr>
         <w:lastRenderedPageBreak/>
-        <w:t>geliştirilen ilk konuşma kaygısı ölçeklerinden biri olması bakımından öncü bir nitelik taşımaktadır. Özellikle “sınıf dışı kaygı” boyutunun dâhil edilmesi, konuşma kaygısını yalnızca sınıf içi pedagojik süreçlerle sınırlamayan, toplumsal ve ekolojik bağlamı hesaba katan güçlü bir perspektif sunmaktadır. Bu yönüyle çalışma, ileride yapılacak okuma, yazma ve dinleme kaygısı araştırmaları için hem kuramsal hem de metodolojik açıdan sağlam bir zemin oluşturmaktadır.</w:t>
+        <w:t>sosyoekonomik düzey gibi demografik değişkenlerle ölçek puanları arasındaki ilişkilerin analiz edilmemiş olması, aracın farklı alt gruplardaki işleyişine dair daha ayrıntılı çıkarımlar yapılmasını engellemektedir. Buna rağmen araştırma, miras dil olarak Türkçe öğretimi alanında geliştirilen ilk konuşma kaygısı ölçeklerinden biri olması bakımından öncü bir nitelik taşımaktadır. Özellikle “sınıf dışı kaygı” boyutunun dâhil edilmesi, konuşma kaygısını yalnızca sınıf içi pedagojik süreçlerle sınırlamayan, toplumsal ve ekolojik bağlamı hesaba katan güçlü bir perspektif sunmaktadır. Bu yönüyle çalışma, ileride yapılacak okuma, yazma ve dinleme kaygısı araştırmaları için hem kuramsal hem de metodolojik açıdan sağlam bir zemin oluşturmaktadır.</w:t>
       </w:r>
     </w:p>
     <w:p>
